--- a/writeup/writeup-template.docx
+++ b/writeup/writeup-template.docx
@@ -127,6 +127,14 @@
         <w:pStyle w:val="Normal"/>
       </w:pPr>
       <w:r>
+        <w:t xml:space="preserve">The design implemented here follows Gow and Ding (2024), Chapter 12. Cite it when you describe the event-window construction. The chapter is free online at https://iangow.github.io/far_book/beaver68.html and is worth reading before you write this section.</w:t>
+      </w:r>
+    </w:p>
+    <w:p>
+      <w:pPr>
+        <w:pStyle w:val="Normal"/>
+      </w:pPr>
+      <w:r>
         <w:t xml:space="preserve">[ Paste Table 1: Sample selection, from output/tables.docx ]</w:t>
       </w:r>
     </w:p>
@@ -664,6 +672,14 @@
       </w:pPr>
       <w:r>
         <w:t xml:space="preserve">Beaver, W. H. 1968. The information content of annual earnings announcements. Journal of Accounting Research 6: 67-92.</w:t>
+      </w:r>
+    </w:p>
+    <w:p>
+      <w:pPr>
+        <w:pStyle w:val="Normal"/>
+      </w:pPr>
+      <w:r>
+        <w:t xml:space="preserve">Gow, I. D., and T. Ding. 2024. Empirical Research in Accounting: Tools and Methods. Boca Raton, FL: Chapman &amp; Hall/CRC.</w:t>
       </w:r>
     </w:p>
     <w:sectPr>

--- a/writeup/writeup-template.docx
+++ b/writeup/writeup-template.docx
@@ -95,7 +95,7 @@
         <w:pStyle w:val="Normal"/>
       </w:pPr>
       <w:r>
-        <w:t xml:space="preserve">What question did Beaver ask, why did it matter in 1968, and what are you doing about it? Two or three paragraphs.</w:t>
+        <w:t xml:space="preserve">What question did Beaver ask, why did it matter in 1968, and what does your replication do? Two or three paragraphs.</w:t>
       </w:r>
     </w:p>
     <w:p>
@@ -223,7 +223,7 @@
         <w:pStyle w:val="Normal"/>
       </w:pPr>
       <w:r>
-        <w:t xml:space="preserve">[ Paste Figure 2: Return variability (compare to Beaver Fig. 5) ]</w:t>
+        <w:t xml:space="preserve">[ Paste Figure 2: Return variability (compare to Beaver Fig. 6) ]</w:t>
       </w:r>
     </w:p>
     <w:p>

--- a/writeup/writeup-template.docx
+++ b/writeup/writeup-template.docx
@@ -367,7 +367,7 @@
         <w:pStyle w:val="Titre2"/>
       </w:pPr>
       <w:r>
-        <w:t xml:space="preserve">1. Sample selection</w:t>
+        <w:t xml:space="preserve">1. Research questions</w:t>
       </w:r>
     </w:p>
     <w:p>
